--- a/templates/W3-61-16A.docx
+++ b/templates/W3-61-16A.docx
@@ -233,7 +233,7 @@
                 <w:sz w:val="28"/>
                 <w:szCs w:val="28"/>
               </w:rPr>
-              <w:t>□初檢 □複檢</w:t>
+              <w:t>{{FIRSTCK}}初檢 {{RECK}}複檢</w:t>
             </w:r>
           </w:p>
         </w:tc>

--- a/templates/W3-61-16A.docx
+++ b/templates/W3-61-16A.docx
@@ -121,7 +121,7 @@
                 <w:sz w:val="28"/>
                 <w:szCs w:val="28"/>
               </w:rPr>
-              <w:t>□竣工</w:t>
+              <w:t>{{CKBOXC}}竣工</w:t>
             </w:r>
           </w:p>
           <w:p>
@@ -145,7 +145,7 @@
                 <w:sz w:val="28"/>
                 <w:szCs w:val="28"/>
               </w:rPr>
-              <w:t>□變更□重新</w:t>
+              <w:t>{{CKBOXM}}變更{{CKBOXR}}重新</w:t>
             </w:r>
           </w:p>
         </w:tc>

--- a/templates/W3-61-16A.docx
+++ b/templates/W3-61-16A.docx
@@ -475,7 +475,7 @@
           <w:p>
             <w:pPr>
               <w:spacing w:line="260" w:lineRule="exact"/>
-              <w:jc w:val="distribute"/>
+              <w:jc w:val="left"/>
               <w:rPr>
                 <w:rFonts w:ascii="標楷體" w:eastAsia="標楷體" w:hAnsi="標楷體" w:cs="Arial"/>
                 <w:sz w:val="18"/>

--- a/templates/W3-61-16A.docx
+++ b/templates/W3-61-16A.docx
@@ -15883,7 +15883,7 @@
                 <w:rFonts w:ascii="標楷體" w:eastAsia="標楷體" w:hAnsi="標楷體" w:hint="eastAsia"/>
                 <w:sz w:val="20"/>
               </w:rPr>
-              <w:t>□1.</w:t>
+              <w:t>■1.</w:t>
             </w:r>
             <w:r>
               <w:rPr>

--- a/templates/W3-61-16A.docx
+++ b/templates/W3-61-16A.docx
@@ -62,7 +62,7 @@
                 <w:sz w:val="28"/>
                 <w:szCs w:val="28"/>
               </w:rPr>
-              <w:t>(</w:t>
+              <w:t/>
             </w:r>
             <w:r>
               <w:rPr>
@@ -82,7 +82,7 @@
                 <w:sz w:val="28"/>
                 <w:szCs w:val="28"/>
               </w:rPr>
-              <w:t>)</w:t>
+              <w:t/>
             </w:r>
             <w:r>
               <w:rPr>
